--- a/docs/word/使用问卷-人工版.docx
+++ b/docs/word/使用问卷-人工版.docx
@@ -879,7 +879,7 @@
           <w:b w:val="0"/>
           <w:sz w:val="21"/>
         </w:rPr>
-        <w:t xml:space="preserve"> 课程名 / 大致页数 / 是老师发的 PPT 转的 PDF 吗</w:t>
+        <w:t xml:space="preserve"> 课程名 / 大致页数 / 是 PDF 还是 PPTX / 文件大概多大（手机上几百 MB 的那种也算）</w:t>
       </w:r>
     </w:p>
     <w:p>

--- a/docs/word/使用问卷-人工版.docx
+++ b/docs/word/使用问卷-人工版.docx
@@ -14,7 +14,7 @@
           <w:color w:val="1F3A93"/>
           <w:sz w:val="40"/>
         </w:rPr>
-        <w:t>老郑荡的妙妙小工具 · 使用问卷（人工版）</w:t>
+        <w:t>课到卡 · 使用问卷（人工版）</w:t>
       </w:r>
     </w:p>
     <w:p>
